--- a/Course#9 - Advanced SQL/Course_Notes.docx
+++ b/Course#9 - Advanced SQL/Course_Notes.docx
@@ -7,10 +7,1142 @@
         <w:pStyle w:val="Normal"/>
         <w:bidi w:val="0"/>
         <w:jc w:val="start"/>
-        <w:rPr/>
-      </w:pPr>
-      <w:r>
-        <w:rPr/>
+        <w:rPr>
+          <w:b/>
+          <w:bCs/>
+          <w:sz w:val="40"/>
+          <w:szCs w:val="40"/>
+        </w:rPr>
+      </w:pPr>
+      <w:r>
+        <w:rPr>
+          <w:b/>
+          <w:bCs/>
+          <w:sz w:val="40"/>
+          <w:szCs w:val="40"/>
+        </w:rPr>
+        <w:t>Stored Functions</w:t>
+      </w:r>
+    </w:p>
+    <w:p>
+      <w:pPr>
+        <w:pStyle w:val="Normal"/>
+        <w:bidi w:val="0"/>
+        <w:jc w:val="start"/>
+        <w:rPr/>
+      </w:pPr>
+      <w:r>
+        <w:rPr/>
+      </w:r>
+    </w:p>
+    <w:p>
+      <w:pPr>
+        <w:pStyle w:val="Normal"/>
+        <w:bidi w:val="0"/>
+        <w:jc w:val="start"/>
+        <w:rPr/>
+      </w:pPr>
+      <w:r>
+        <w:rPr/>
+        <w:t>DELIMITER $$</w:t>
+      </w:r>
+    </w:p>
+    <w:p>
+      <w:pPr>
+        <w:pStyle w:val="Normal"/>
+        <w:bidi w:val="0"/>
+        <w:jc w:val="start"/>
+        <w:rPr/>
+      </w:pPr>
+      <w:r>
+        <w:rPr/>
+      </w:r>
+    </w:p>
+    <w:p>
+      <w:pPr>
+        <w:pStyle w:val="Normal"/>
+        <w:bidi w:val="0"/>
+        <w:jc w:val="start"/>
+        <w:rPr/>
+      </w:pPr>
+      <w:r>
+        <w:rPr/>
+        <w:t>CREATE FUNCTION check_credit (</w:t>
+      </w:r>
+    </w:p>
+    <w:p>
+      <w:pPr>
+        <w:pStyle w:val="Normal"/>
+        <w:bidi w:val="0"/>
+        <w:jc w:val="start"/>
+        <w:rPr/>
+      </w:pPr>
+      <w:r>
+        <w:rPr/>
+        <w:tab/>
+        <w:t>requesting_customer_id CHAR(10)</w:t>
+      </w:r>
+    </w:p>
+    <w:p>
+      <w:pPr>
+        <w:pStyle w:val="Normal"/>
+        <w:bidi w:val="0"/>
+        <w:jc w:val="start"/>
+        <w:rPr/>
+      </w:pPr>
+      <w:r>
+        <w:rPr/>
+        <w:tab/>
+        <w:t>request_amount INT</w:t>
+      </w:r>
+    </w:p>
+    <w:p>
+      <w:pPr>
+        <w:pStyle w:val="Normal"/>
+        <w:bidi w:val="0"/>
+        <w:jc w:val="start"/>
+        <w:rPr/>
+      </w:pPr>
+      <w:r>
+        <w:rPr/>
+        <w:tab/>
+        <w:t>)</w:t>
+      </w:r>
+    </w:p>
+    <w:p>
+      <w:pPr>
+        <w:pStyle w:val="Normal"/>
+        <w:bidi w:val="0"/>
+        <w:jc w:val="start"/>
+        <w:rPr/>
+      </w:pPr>
+      <w:r>
+        <w:rPr/>
+        <w:t>RETURNS BOOLEAN</w:t>
+      </w:r>
+    </w:p>
+    <w:p>
+      <w:pPr>
+        <w:pStyle w:val="Normal"/>
+        <w:bidi w:val="0"/>
+        <w:jc w:val="start"/>
+        <w:rPr/>
+      </w:pPr>
+      <w:r>
+        <w:rPr/>
+      </w:r>
+    </w:p>
+    <w:p>
+      <w:pPr>
+        <w:pStyle w:val="Normal"/>
+        <w:bidi w:val="0"/>
+        <w:jc w:val="start"/>
+        <w:rPr/>
+      </w:pPr>
+      <w:r>
+        <w:rPr/>
+        <w:t>DETERMINISTIC</w:t>
+      </w:r>
+    </w:p>
+    <w:p>
+      <w:pPr>
+        <w:pStyle w:val="Normal"/>
+        <w:bidi w:val="0"/>
+        <w:jc w:val="start"/>
+        <w:rPr/>
+      </w:pPr>
+      <w:r>
+        <w:rPr/>
+      </w:r>
+    </w:p>
+    <w:p>
+      <w:pPr>
+        <w:pStyle w:val="Normal"/>
+        <w:bidi w:val="0"/>
+        <w:jc w:val="start"/>
+        <w:rPr/>
+      </w:pPr>
+      <w:r>
+        <w:rPr/>
+        <w:t>BEGIN</w:t>
+      </w:r>
+    </w:p>
+    <w:p>
+      <w:pPr>
+        <w:pStyle w:val="Normal"/>
+        <w:bidi w:val="0"/>
+        <w:jc w:val="start"/>
+        <w:rPr/>
+      </w:pPr>
+      <w:r>
+        <w:rPr/>
+        <w:tab/>
+        <w:t>RETURN</w:t>
+      </w:r>
+    </w:p>
+    <w:p>
+      <w:pPr>
+        <w:pStyle w:val="Normal"/>
+        <w:bidi w:val="0"/>
+        <w:jc w:val="start"/>
+        <w:rPr/>
+      </w:pPr>
+      <w:r>
+        <w:rPr/>
+        <w:tab/>
+        <w:t>(</w:t>
+      </w:r>
+    </w:p>
+    <w:p>
+      <w:pPr>
+        <w:pStyle w:val="Normal"/>
+        <w:bidi w:val="0"/>
+        <w:jc w:val="start"/>
+        <w:rPr/>
+      </w:pPr>
+      <w:r>
+        <w:rPr/>
+        <w:tab/>
+        <w:t>SELECT credit_limit</w:t>
+      </w:r>
+    </w:p>
+    <w:p>
+      <w:pPr>
+        <w:pStyle w:val="Normal"/>
+        <w:bidi w:val="0"/>
+        <w:jc w:val="start"/>
+        <w:rPr/>
+      </w:pPr>
+      <w:r>
+        <w:rPr/>
+        <w:tab/>
+        <w:t>FROM customer</w:t>
+      </w:r>
+    </w:p>
+    <w:p>
+      <w:pPr>
+        <w:pStyle w:val="Normal"/>
+        <w:bidi w:val="0"/>
+        <w:jc w:val="start"/>
+        <w:rPr/>
+      </w:pPr>
+      <w:r>
+        <w:rPr/>
+        <w:tab/>
+        <w:t>WHERE customer_id = requesting_customer_id;</w:t>
+      </w:r>
+    </w:p>
+    <w:p>
+      <w:pPr>
+        <w:pStyle w:val="Normal"/>
+        <w:bidi w:val="0"/>
+        <w:jc w:val="start"/>
+        <w:rPr/>
+      </w:pPr>
+      <w:r>
+        <w:rPr/>
+        <w:tab/>
+        <w:t>) &gt;= request_amount ;</w:t>
+      </w:r>
+    </w:p>
+    <w:p>
+      <w:pPr>
+        <w:pStyle w:val="Normal"/>
+        <w:bidi w:val="0"/>
+        <w:jc w:val="start"/>
+        <w:rPr/>
+      </w:pPr>
+      <w:r>
+        <w:rPr/>
+        <w:t>END $$</w:t>
+      </w:r>
+    </w:p>
+    <w:p>
+      <w:pPr>
+        <w:pStyle w:val="Normal"/>
+        <w:bidi w:val="0"/>
+        <w:jc w:val="start"/>
+        <w:rPr/>
+      </w:pPr>
+      <w:r>
+        <w:rPr/>
+      </w:r>
+    </w:p>
+    <w:p>
+      <w:pPr>
+        <w:pStyle w:val="Normal"/>
+        <w:bidi w:val="0"/>
+        <w:jc w:val="start"/>
+        <w:rPr/>
+      </w:pPr>
+      <w:r>
+        <w:rPr/>
+        <w:t>DELIMITER ;</w:t>
+      </w:r>
+    </w:p>
+    <w:p>
+      <w:pPr>
+        <w:pStyle w:val="Normal"/>
+        <w:bidi w:val="0"/>
+        <w:jc w:val="start"/>
+        <w:rPr/>
+      </w:pPr>
+      <w:r>
+        <w:rPr/>
+      </w:r>
+      <w:r>
+        <w:br w:type="page"/>
+      </w:r>
+    </w:p>
+    <w:p>
+      <w:pPr>
+        <w:pStyle w:val="Normal"/>
+        <w:bidi w:val="0"/>
+        <w:jc w:val="start"/>
+        <w:rPr>
+          <w:b/>
+          <w:bCs/>
+          <w:sz w:val="40"/>
+          <w:szCs w:val="40"/>
+        </w:rPr>
+      </w:pPr>
+      <w:r>
+        <w:rPr>
+          <w:b/>
+          <w:bCs/>
+          <w:sz w:val="40"/>
+          <w:szCs w:val="40"/>
+        </w:rPr>
+        <w:t>Stored Procedures</w:t>
+      </w:r>
+    </w:p>
+    <w:p>
+      <w:pPr>
+        <w:pStyle w:val="Normal"/>
+        <w:bidi w:val="0"/>
+        <w:jc w:val="start"/>
+        <w:rPr>
+          <w:b w:val="false"/>
+          <w:bCs w:val="false"/>
+          <w:sz w:val="24"/>
+          <w:szCs w:val="24"/>
+        </w:rPr>
+      </w:pPr>
+      <w:r>
+        <w:rPr>
+          <w:b w:val="false"/>
+          <w:bCs w:val="false"/>
+          <w:sz w:val="24"/>
+          <w:szCs w:val="24"/>
+        </w:rPr>
+      </w:r>
+    </w:p>
+    <w:p>
+      <w:pPr>
+        <w:pStyle w:val="Normal"/>
+        <w:bidi w:val="0"/>
+        <w:jc w:val="start"/>
+        <w:rPr>
+          <w:b w:val="false"/>
+          <w:bCs w:val="false"/>
+          <w:sz w:val="24"/>
+          <w:szCs w:val="24"/>
+        </w:rPr>
+      </w:pPr>
+      <w:r>
+        <w:rPr>
+          <w:b w:val="false"/>
+          <w:bCs w:val="false"/>
+          <w:sz w:val="24"/>
+          <w:szCs w:val="24"/>
+        </w:rPr>
+        <w:t>DELIMITER $$</w:t>
+      </w:r>
+    </w:p>
+    <w:p>
+      <w:pPr>
+        <w:pStyle w:val="Normal"/>
+        <w:bidi w:val="0"/>
+        <w:jc w:val="start"/>
+        <w:rPr>
+          <w:b w:val="false"/>
+          <w:bCs w:val="false"/>
+          <w:sz w:val="24"/>
+          <w:szCs w:val="24"/>
+        </w:rPr>
+      </w:pPr>
+      <w:r>
+        <w:rPr>
+          <w:b w:val="false"/>
+          <w:bCs w:val="false"/>
+          <w:sz w:val="24"/>
+          <w:szCs w:val="24"/>
+        </w:rPr>
+      </w:r>
+    </w:p>
+    <w:p>
+      <w:pPr>
+        <w:pStyle w:val="Normal"/>
+        <w:bidi w:val="0"/>
+        <w:jc w:val="start"/>
+        <w:rPr>
+          <w:b w:val="false"/>
+          <w:bCs w:val="false"/>
+          <w:sz w:val="24"/>
+          <w:szCs w:val="24"/>
+        </w:rPr>
+      </w:pPr>
+      <w:r>
+        <w:rPr>
+          <w:b w:val="false"/>
+          <w:bCs w:val="false"/>
+          <w:sz w:val="24"/>
+          <w:szCs w:val="24"/>
+        </w:rPr>
+        <w:t>CREATE PROCEDURE get_order_total (</w:t>
+      </w:r>
+    </w:p>
+    <w:p>
+      <w:pPr>
+        <w:pStyle w:val="Normal"/>
+        <w:bidi w:val="0"/>
+        <w:jc w:val="start"/>
+        <w:rPr>
+          <w:b w:val="false"/>
+          <w:bCs w:val="false"/>
+          <w:sz w:val="24"/>
+          <w:szCs w:val="24"/>
+        </w:rPr>
+      </w:pPr>
+      <w:r>
+        <w:rPr>
+          <w:b w:val="false"/>
+          <w:bCs w:val="false"/>
+          <w:sz w:val="24"/>
+          <w:szCs w:val="24"/>
+        </w:rPr>
+        <w:tab/>
+        <w:t>IN request_order_id CHAR(10),</w:t>
+      </w:r>
+    </w:p>
+    <w:p>
+      <w:pPr>
+        <w:pStyle w:val="Normal"/>
+        <w:bidi w:val="0"/>
+        <w:jc w:val="start"/>
+        <w:rPr>
+          <w:b w:val="false"/>
+          <w:bCs w:val="false"/>
+          <w:sz w:val="24"/>
+          <w:szCs w:val="24"/>
+        </w:rPr>
+      </w:pPr>
+      <w:r>
+        <w:rPr>
+          <w:b w:val="false"/>
+          <w:bCs w:val="false"/>
+          <w:sz w:val="24"/>
+          <w:szCs w:val="24"/>
+        </w:rPr>
+        <w:tab/>
+        <w:t>OUT order_total INT)</w:t>
+      </w:r>
+    </w:p>
+    <w:p>
+      <w:pPr>
+        <w:pStyle w:val="Normal"/>
+        <w:bidi w:val="0"/>
+        <w:jc w:val="start"/>
+        <w:rPr>
+          <w:b w:val="false"/>
+          <w:bCs w:val="false"/>
+          <w:sz w:val="24"/>
+          <w:szCs w:val="24"/>
+        </w:rPr>
+      </w:pPr>
+      <w:r>
+        <w:rPr>
+          <w:b w:val="false"/>
+          <w:bCs w:val="false"/>
+          <w:sz w:val="24"/>
+          <w:szCs w:val="24"/>
+        </w:rPr>
+      </w:r>
+    </w:p>
+    <w:p>
+      <w:pPr>
+        <w:pStyle w:val="Normal"/>
+        <w:bidi w:val="0"/>
+        <w:jc w:val="start"/>
+        <w:rPr>
+          <w:b w:val="false"/>
+          <w:bCs w:val="false"/>
+          <w:sz w:val="24"/>
+          <w:szCs w:val="24"/>
+        </w:rPr>
+      </w:pPr>
+      <w:r>
+        <w:rPr>
+          <w:b w:val="false"/>
+          <w:bCs w:val="false"/>
+          <w:sz w:val="24"/>
+          <w:szCs w:val="24"/>
+        </w:rPr>
+        <w:t>BEGIN</w:t>
+      </w:r>
+    </w:p>
+    <w:p>
+      <w:pPr>
+        <w:pStyle w:val="Normal"/>
+        <w:bidi w:val="0"/>
+        <w:jc w:val="start"/>
+        <w:rPr>
+          <w:b w:val="false"/>
+          <w:bCs w:val="false"/>
+          <w:sz w:val="24"/>
+          <w:szCs w:val="24"/>
+        </w:rPr>
+      </w:pPr>
+      <w:r>
+        <w:rPr>
+          <w:b w:val="false"/>
+          <w:bCs w:val="false"/>
+          <w:sz w:val="24"/>
+          <w:szCs w:val="24"/>
+        </w:rPr>
+        <w:tab/>
+        <w:t>SELECT SUM(unit_price * quantity)/100</w:t>
+      </w:r>
+    </w:p>
+    <w:p>
+      <w:pPr>
+        <w:pStyle w:val="Normal"/>
+        <w:bidi w:val="0"/>
+        <w:jc w:val="start"/>
+        <w:rPr>
+          <w:b w:val="false"/>
+          <w:bCs w:val="false"/>
+          <w:sz w:val="24"/>
+          <w:szCs w:val="24"/>
+        </w:rPr>
+      </w:pPr>
+      <w:r>
+        <w:rPr>
+          <w:b w:val="false"/>
+          <w:bCs w:val="false"/>
+          <w:sz w:val="24"/>
+          <w:szCs w:val="24"/>
+        </w:rPr>
+        <w:tab/>
+        <w:t>INTO order_total</w:t>
+      </w:r>
+    </w:p>
+    <w:p>
+      <w:pPr>
+        <w:pStyle w:val="Normal"/>
+        <w:bidi w:val="0"/>
+        <w:jc w:val="start"/>
+        <w:rPr>
+          <w:b w:val="false"/>
+          <w:bCs w:val="false"/>
+          <w:sz w:val="24"/>
+          <w:szCs w:val="24"/>
+        </w:rPr>
+      </w:pPr>
+      <w:r>
+        <w:rPr>
+          <w:b w:val="false"/>
+          <w:bCs w:val="false"/>
+          <w:sz w:val="24"/>
+          <w:szCs w:val="24"/>
+        </w:rPr>
+        <w:tab/>
+        <w:t>FROM customer_order_line_item, merchandise_item</w:t>
+      </w:r>
+    </w:p>
+    <w:p>
+      <w:pPr>
+        <w:pStyle w:val="Normal"/>
+        <w:bidi w:val="0"/>
+        <w:jc w:val="start"/>
+        <w:rPr>
+          <w:b w:val="false"/>
+          <w:bCs w:val="false"/>
+          <w:sz w:val="24"/>
+          <w:szCs w:val="24"/>
+        </w:rPr>
+      </w:pPr>
+      <w:r>
+        <w:rPr>
+          <w:b w:val="false"/>
+          <w:bCs w:val="false"/>
+          <w:sz w:val="24"/>
+          <w:szCs w:val="24"/>
+        </w:rPr>
+        <w:tab/>
+        <w:t>WHERE</w:t>
+      </w:r>
+    </w:p>
+    <w:p>
+      <w:pPr>
+        <w:pStyle w:val="Normal"/>
+        <w:bidi w:val="0"/>
+        <w:jc w:val="start"/>
+        <w:rPr>
+          <w:b w:val="false"/>
+          <w:bCs w:val="false"/>
+          <w:sz w:val="24"/>
+          <w:szCs w:val="24"/>
+        </w:rPr>
+      </w:pPr>
+      <w:r>
+        <w:rPr>
+          <w:b w:val="false"/>
+          <w:bCs w:val="false"/>
+          <w:sz w:val="24"/>
+          <w:szCs w:val="24"/>
+        </w:rPr>
+        <w:tab/>
+        <w:t>merchandise_item.merchandise_item_id</w:t>
+      </w:r>
+    </w:p>
+    <w:p>
+      <w:pPr>
+        <w:pStyle w:val="Normal"/>
+        <w:bidi w:val="0"/>
+        <w:jc w:val="start"/>
+        <w:rPr>
+          <w:b w:val="false"/>
+          <w:bCs w:val="false"/>
+          <w:sz w:val="24"/>
+          <w:szCs w:val="24"/>
+        </w:rPr>
+      </w:pPr>
+      <w:r>
+        <w:rPr>
+          <w:b w:val="false"/>
+          <w:bCs w:val="false"/>
+          <w:sz w:val="24"/>
+          <w:szCs w:val="24"/>
+        </w:rPr>
+        <w:tab/>
+        <w:t>= customer_order_line_item.merchandise_item_id</w:t>
+      </w:r>
+    </w:p>
+    <w:p>
+      <w:pPr>
+        <w:pStyle w:val="Normal"/>
+        <w:bidi w:val="0"/>
+        <w:jc w:val="start"/>
+        <w:rPr>
+          <w:b w:val="false"/>
+          <w:bCs w:val="false"/>
+          <w:sz w:val="24"/>
+          <w:szCs w:val="24"/>
+        </w:rPr>
+      </w:pPr>
+      <w:r>
+        <w:rPr>
+          <w:b w:val="false"/>
+          <w:bCs w:val="false"/>
+          <w:sz w:val="24"/>
+          <w:szCs w:val="24"/>
+        </w:rPr>
+        <w:tab/>
+        <w:t>AND</w:t>
+      </w:r>
+    </w:p>
+    <w:p>
+      <w:pPr>
+        <w:pStyle w:val="Normal"/>
+        <w:bidi w:val="0"/>
+        <w:jc w:val="start"/>
+        <w:rPr>
+          <w:b w:val="false"/>
+          <w:bCs w:val="false"/>
+          <w:sz w:val="24"/>
+          <w:szCs w:val="24"/>
+        </w:rPr>
+      </w:pPr>
+      <w:r>
+        <w:rPr>
+          <w:b w:val="false"/>
+          <w:bCs w:val="false"/>
+          <w:sz w:val="24"/>
+          <w:szCs w:val="24"/>
+        </w:rPr>
+        <w:tab/>
+        <w:t>customer_order_line_item.customer_order_id</w:t>
+      </w:r>
+    </w:p>
+    <w:p>
+      <w:pPr>
+        <w:pStyle w:val="Normal"/>
+        <w:bidi w:val="0"/>
+        <w:jc w:val="start"/>
+        <w:rPr>
+          <w:b w:val="false"/>
+          <w:bCs w:val="false"/>
+          <w:sz w:val="24"/>
+          <w:szCs w:val="24"/>
+        </w:rPr>
+      </w:pPr>
+      <w:r>
+        <w:rPr>
+          <w:b w:val="false"/>
+          <w:bCs w:val="false"/>
+          <w:sz w:val="24"/>
+          <w:szCs w:val="24"/>
+        </w:rPr>
+        <w:tab/>
+        <w:t>= request_order_id;</w:t>
+      </w:r>
+    </w:p>
+    <w:p>
+      <w:pPr>
+        <w:pStyle w:val="Normal"/>
+        <w:bidi w:val="0"/>
+        <w:jc w:val="start"/>
+        <w:rPr>
+          <w:b w:val="false"/>
+          <w:bCs w:val="false"/>
+          <w:sz w:val="24"/>
+          <w:szCs w:val="24"/>
+        </w:rPr>
+      </w:pPr>
+      <w:r>
+        <w:rPr>
+          <w:b w:val="false"/>
+          <w:bCs w:val="false"/>
+          <w:sz w:val="24"/>
+          <w:szCs w:val="24"/>
+        </w:rPr>
+        <w:t>END $$</w:t>
+      </w:r>
+    </w:p>
+    <w:p>
+      <w:pPr>
+        <w:pStyle w:val="Normal"/>
+        <w:bidi w:val="0"/>
+        <w:jc w:val="start"/>
+        <w:rPr>
+          <w:b w:val="false"/>
+          <w:bCs w:val="false"/>
+          <w:sz w:val="24"/>
+          <w:szCs w:val="24"/>
+        </w:rPr>
+      </w:pPr>
+      <w:r>
+        <w:rPr>
+          <w:b w:val="false"/>
+          <w:bCs w:val="false"/>
+          <w:sz w:val="24"/>
+          <w:szCs w:val="24"/>
+        </w:rPr>
+      </w:r>
+    </w:p>
+    <w:p>
+      <w:pPr>
+        <w:pStyle w:val="Normal"/>
+        <w:bidi w:val="0"/>
+        <w:jc w:val="start"/>
+        <w:rPr>
+          <w:b w:val="false"/>
+          <w:bCs w:val="false"/>
+          <w:sz w:val="24"/>
+          <w:szCs w:val="24"/>
+        </w:rPr>
+      </w:pPr>
+      <w:r>
+        <w:rPr>
+          <w:b w:val="false"/>
+          <w:bCs w:val="false"/>
+          <w:sz w:val="24"/>
+          <w:szCs w:val="24"/>
+        </w:rPr>
+        <w:t>DELIMITER ;</w:t>
+        <w:br/>
+      </w:r>
+      <w:r>
+        <w:br w:type="page"/>
+      </w:r>
+    </w:p>
+    <w:p>
+      <w:pPr>
+        <w:pStyle w:val="Normal"/>
+        <w:bidi w:val="0"/>
+        <w:jc w:val="start"/>
+        <w:rPr>
+          <w:b/>
+          <w:bCs/>
+          <w:sz w:val="40"/>
+          <w:szCs w:val="40"/>
+        </w:rPr>
+      </w:pPr>
+      <w:r>
+        <w:rPr>
+          <w:b/>
+          <w:bCs/>
+          <w:sz w:val="40"/>
+          <w:szCs w:val="40"/>
+        </w:rPr>
+        <w:t>SQL Triggers</w:t>
+      </w:r>
+    </w:p>
+    <w:p>
+      <w:pPr>
+        <w:pStyle w:val="Normal"/>
+        <w:bidi w:val="0"/>
+        <w:jc w:val="start"/>
+        <w:rPr>
+          <w:b w:val="false"/>
+          <w:bCs w:val="false"/>
+          <w:sz w:val="24"/>
+          <w:szCs w:val="24"/>
+        </w:rPr>
+      </w:pPr>
+      <w:r>
+        <w:rPr>
+          <w:b w:val="false"/>
+          <w:bCs w:val="false"/>
+          <w:sz w:val="24"/>
+          <w:szCs w:val="24"/>
+        </w:rPr>
+      </w:r>
+    </w:p>
+    <w:p>
+      <w:pPr>
+        <w:pStyle w:val="Normal"/>
+        <w:bidi w:val="0"/>
+        <w:jc w:val="start"/>
+        <w:rPr>
+          <w:b w:val="false"/>
+          <w:bCs w:val="false"/>
+          <w:sz w:val="24"/>
+          <w:szCs w:val="24"/>
+        </w:rPr>
+      </w:pPr>
+      <w:r>
+        <w:rPr>
+          <w:b w:val="false"/>
+          <w:bCs w:val="false"/>
+          <w:sz w:val="24"/>
+          <w:szCs w:val="24"/>
+        </w:rPr>
+        <w:t>DELIMITER $$</w:t>
+      </w:r>
+    </w:p>
+    <w:p>
+      <w:pPr>
+        <w:pStyle w:val="Normal"/>
+        <w:bidi w:val="0"/>
+        <w:jc w:val="start"/>
+        <w:rPr>
+          <w:b w:val="false"/>
+          <w:bCs w:val="false"/>
+          <w:sz w:val="24"/>
+          <w:szCs w:val="24"/>
+        </w:rPr>
+      </w:pPr>
+      <w:r>
+        <w:rPr>
+          <w:b w:val="false"/>
+          <w:bCs w:val="false"/>
+          <w:sz w:val="24"/>
+          <w:szCs w:val="24"/>
+        </w:rPr>
+      </w:r>
+    </w:p>
+    <w:p>
+      <w:pPr>
+        <w:pStyle w:val="Normal"/>
+        <w:bidi w:val="0"/>
+        <w:jc w:val="start"/>
+        <w:rPr>
+          <w:b w:val="false"/>
+          <w:bCs w:val="false"/>
+          <w:sz w:val="24"/>
+          <w:szCs w:val="24"/>
+        </w:rPr>
+      </w:pPr>
+      <w:r>
+        <w:rPr>
+          <w:b w:val="false"/>
+          <w:bCs w:val="false"/>
+          <w:sz w:val="24"/>
+          <w:szCs w:val="24"/>
+        </w:rPr>
+        <w:t>CREATE TRIGGER decrease_inventory_tgr</w:t>
+      </w:r>
+    </w:p>
+    <w:p>
+      <w:pPr>
+        <w:pStyle w:val="Normal"/>
+        <w:bidi w:val="0"/>
+        <w:jc w:val="start"/>
+        <w:rPr>
+          <w:b w:val="false"/>
+          <w:bCs w:val="false"/>
+          <w:sz w:val="24"/>
+          <w:szCs w:val="24"/>
+        </w:rPr>
+      </w:pPr>
+      <w:r>
+        <w:rPr>
+          <w:b w:val="false"/>
+          <w:bCs w:val="false"/>
+          <w:sz w:val="24"/>
+          <w:szCs w:val="24"/>
+        </w:rPr>
+      </w:r>
+    </w:p>
+    <w:p>
+      <w:pPr>
+        <w:pStyle w:val="Normal"/>
+        <w:bidi w:val="0"/>
+        <w:jc w:val="start"/>
+        <w:rPr>
+          <w:b w:val="false"/>
+          <w:bCs w:val="false"/>
+          <w:sz w:val="24"/>
+          <w:szCs w:val="24"/>
+        </w:rPr>
+      </w:pPr>
+      <w:r>
+        <w:rPr>
+          <w:b w:val="false"/>
+          <w:bCs w:val="false"/>
+          <w:sz w:val="24"/>
+          <w:szCs w:val="24"/>
+        </w:rPr>
+        <w:tab/>
+        <w:t>AFTER UPDATE ON customer</w:t>
+      </w:r>
+    </w:p>
+    <w:p>
+      <w:pPr>
+        <w:pStyle w:val="Normal"/>
+        <w:bidi w:val="0"/>
+        <w:jc w:val="start"/>
+        <w:rPr>
+          <w:b w:val="false"/>
+          <w:bCs w:val="false"/>
+          <w:sz w:val="24"/>
+          <w:szCs w:val="24"/>
+        </w:rPr>
+      </w:pPr>
+      <w:r>
+        <w:rPr>
+          <w:b w:val="false"/>
+          <w:bCs w:val="false"/>
+          <w:sz w:val="24"/>
+          <w:szCs w:val="24"/>
+        </w:rPr>
+      </w:r>
+    </w:p>
+    <w:p>
+      <w:pPr>
+        <w:pStyle w:val="Normal"/>
+        <w:bidi w:val="0"/>
+        <w:jc w:val="start"/>
+        <w:rPr>
+          <w:b w:val="false"/>
+          <w:bCs w:val="false"/>
+          <w:sz w:val="24"/>
+          <w:szCs w:val="24"/>
+        </w:rPr>
+      </w:pPr>
+      <w:r>
+        <w:rPr>
+          <w:b w:val="false"/>
+          <w:bCs w:val="false"/>
+          <w:sz w:val="24"/>
+          <w:szCs w:val="24"/>
+        </w:rPr>
+        <w:tab/>
+        <w:t>FOR EACH ROW</w:t>
+      </w:r>
+    </w:p>
+    <w:p>
+      <w:pPr>
+        <w:pStyle w:val="Normal"/>
+        <w:bidi w:val="0"/>
+        <w:jc w:val="start"/>
+        <w:rPr>
+          <w:b w:val="false"/>
+          <w:bCs w:val="false"/>
+          <w:sz w:val="24"/>
+          <w:szCs w:val="24"/>
+        </w:rPr>
+      </w:pPr>
+      <w:r>
+        <w:rPr>
+          <w:b w:val="false"/>
+          <w:bCs w:val="false"/>
+          <w:sz w:val="24"/>
+          <w:szCs w:val="24"/>
+        </w:rPr>
+      </w:r>
+    </w:p>
+    <w:p>
+      <w:pPr>
+        <w:pStyle w:val="Normal"/>
+        <w:bidi w:val="0"/>
+        <w:jc w:val="start"/>
+        <w:rPr>
+          <w:b w:val="false"/>
+          <w:bCs w:val="false"/>
+          <w:sz w:val="24"/>
+          <w:szCs w:val="24"/>
+        </w:rPr>
+      </w:pPr>
+      <w:r>
+        <w:rPr>
+          <w:b w:val="false"/>
+          <w:bCs w:val="false"/>
+          <w:sz w:val="24"/>
+          <w:szCs w:val="24"/>
+        </w:rPr>
+        <w:tab/>
+        <w:t>BEGIN</w:t>
+      </w:r>
+    </w:p>
+    <w:p>
+      <w:pPr>
+        <w:pStyle w:val="Normal"/>
+        <w:bidi w:val="0"/>
+        <w:jc w:val="start"/>
+        <w:rPr>
+          <w:b w:val="false"/>
+          <w:bCs w:val="false"/>
+          <w:sz w:val="24"/>
+          <w:szCs w:val="24"/>
+        </w:rPr>
+      </w:pPr>
+      <w:r>
+        <w:rPr>
+          <w:b w:val="false"/>
+          <w:bCs w:val="false"/>
+          <w:sz w:val="24"/>
+          <w:szCs w:val="24"/>
+        </w:rPr>
+        <w:tab/>
+        <w:tab/>
+        <w:t>UPDATE merchandise_item</w:t>
+      </w:r>
+    </w:p>
+    <w:p>
+      <w:pPr>
+        <w:pStyle w:val="Normal"/>
+        <w:bidi w:val="0"/>
+        <w:jc w:val="start"/>
+        <w:rPr>
+          <w:b w:val="false"/>
+          <w:bCs w:val="false"/>
+          <w:sz w:val="24"/>
+          <w:szCs w:val="24"/>
+        </w:rPr>
+      </w:pPr>
+      <w:r>
+        <w:rPr>
+          <w:b w:val="false"/>
+          <w:bCs w:val="false"/>
+          <w:sz w:val="24"/>
+          <w:szCs w:val="24"/>
+        </w:rPr>
+        <w:tab/>
+        <w:tab/>
+        <w:t>SET qoh = qoh – NEW.quantity</w:t>
+      </w:r>
+    </w:p>
+    <w:p>
+      <w:pPr>
+        <w:pStyle w:val="Normal"/>
+        <w:bidi w:val="0"/>
+        <w:jc w:val="start"/>
+        <w:rPr>
+          <w:b w:val="false"/>
+          <w:bCs w:val="false"/>
+          <w:sz w:val="24"/>
+          <w:szCs w:val="24"/>
+        </w:rPr>
+      </w:pPr>
+      <w:r>
+        <w:rPr>
+          <w:b w:val="false"/>
+          <w:bCs w:val="false"/>
+          <w:sz w:val="24"/>
+          <w:szCs w:val="24"/>
+        </w:rPr>
+        <w:tab/>
+        <w:tab/>
+        <w:t>WHERE merchandise_item_id = NEW.merchandise_item_id</w:t>
+      </w:r>
+    </w:p>
+    <w:p>
+      <w:pPr>
+        <w:pStyle w:val="Normal"/>
+        <w:bidi w:val="0"/>
+        <w:jc w:val="start"/>
+        <w:rPr>
+          <w:b w:val="false"/>
+          <w:bCs w:val="false"/>
+          <w:sz w:val="24"/>
+          <w:szCs w:val="24"/>
+        </w:rPr>
+      </w:pPr>
+      <w:r>
+        <w:rPr>
+          <w:b w:val="false"/>
+          <w:bCs w:val="false"/>
+          <w:sz w:val="24"/>
+          <w:szCs w:val="24"/>
+        </w:rPr>
+        <w:tab/>
+        <w:t>END $$</w:t>
+      </w:r>
+    </w:p>
+    <w:p>
+      <w:pPr>
+        <w:pStyle w:val="Normal"/>
+        <w:bidi w:val="0"/>
+        <w:jc w:val="start"/>
+        <w:rPr>
+          <w:b w:val="false"/>
+          <w:bCs w:val="false"/>
+          <w:sz w:val="24"/>
+          <w:szCs w:val="24"/>
+        </w:rPr>
+      </w:pPr>
+      <w:r>
+        <w:rPr>
+          <w:b w:val="false"/>
+          <w:bCs w:val="false"/>
+          <w:sz w:val="24"/>
+          <w:szCs w:val="24"/>
+        </w:rPr>
+      </w:r>
+    </w:p>
+    <w:p>
+      <w:pPr>
+        <w:pStyle w:val="Normal"/>
+        <w:bidi w:val="0"/>
+        <w:jc w:val="start"/>
+        <w:rPr>
+          <w:b w:val="false"/>
+          <w:bCs w:val="false"/>
+          <w:sz w:val="24"/>
+          <w:szCs w:val="24"/>
+        </w:rPr>
+      </w:pPr>
+      <w:r>
+        <w:rPr>
+          <w:b w:val="false"/>
+          <w:bCs w:val="false"/>
+          <w:sz w:val="24"/>
+          <w:szCs w:val="24"/>
+        </w:rPr>
+        <w:t>DELIMITER ;</w:t>
       </w:r>
     </w:p>
     <w:sectPr>
@@ -20,6 +1152,7 @@
       <w:pgNumType w:fmt="decimal"/>
       <w:formProt w:val="false"/>
       <w:textDirection w:val="lrTb"/>
+      <w:docGrid w:type="default" w:linePitch="100" w:charSpace="0"/>
     </w:sectPr>
   </w:body>
 </w:document>
@@ -39,7 +1172,6 @@
     </w:rPrDefault>
     <w:pPrDefault>
       <w:pPr>
-        <w:widowControl/>
         <w:suppressAutoHyphens w:val="true"/>
       </w:pPr>
     </w:pPrDefault>
@@ -49,7 +1181,10 @@
     <w:qFormat/>
     <w:pPr>
       <w:widowControl/>
+      <w:suppressAutoHyphens w:val="true"/>
       <w:bidi w:val="0"/>
+      <w:spacing w:before="0" w:after="0"/>
+      <w:jc w:val="start"/>
     </w:pPr>
     <w:rPr>
       <w:rFonts w:ascii="Liberation Serif" w:hAnsi="Liberation Serif" w:eastAsia="Noto Serif CJK SC" w:cs="Noto Sans Devanagari"/>
